--- a/Submission files/FIT3181_5215_KaggleReport_2026S2.docx
+++ b/Submission files/FIT3181_5215_KaggleReport_2026S2.docx
@@ -326,7 +326,7 @@
           <w:szCs w:val="32"/>
         </w:rPr>
         <w:drawing>
-          <wp:anchor distT="0" distB="0" distL="114300" distR="114300" simplePos="0" relativeHeight="251658240" behindDoc="0" locked="0" layoutInCell="1" allowOverlap="1" wp14:anchorId="147C5197" wp14:editId="2ADB8457">
+          <wp:anchor distT="0" distB="0" distL="114300" distR="114300" simplePos="0" relativeHeight="251658240" behindDoc="0" locked="0" layoutInCell="1" allowOverlap="1" wp14:anchorId="147C5197" wp14:editId="31070D10">
             <wp:simplePos x="0" y="0"/>
             <wp:positionH relativeFrom="column">
               <wp:posOffset>584543</wp:posOffset>
@@ -440,50 +440,110 @@
         </w:rPr>
         <w:t>:</w:t>
       </w:r>
-    </w:p>
-    <w:p>
-      <w:pPr>
-        <w:pStyle w:val="ListParagraph"/>
+      <w:r>
         <w:rPr>
           <w:rFonts w:ascii="Arial Narrow" w:hAnsi="Arial Narrow"/>
           <w:sz w:val="28"/>
           <w:szCs w:val="28"/>
         </w:rPr>
-      </w:pPr>
-      <w:r>
+        <w:t xml:space="preserve"> 30750814</w:t>
+      </w:r>
+    </w:p>
+    <w:p>
+      <w:pPr>
+        <w:pStyle w:val="ListParagraph"/>
         <w:rPr>
           <w:rFonts w:ascii="Arial Narrow" w:hAnsi="Arial Narrow"/>
           <w:sz w:val="28"/>
           <w:szCs w:val="28"/>
         </w:rPr>
-        <w:t>Student name:</w:t>
-      </w:r>
-    </w:p>
-    <w:p>
-      <w:pPr>
-        <w:pStyle w:val="ListParagraph"/>
+      </w:pPr>
+      <w:r>
         <w:rPr>
           <w:rFonts w:ascii="Arial Narrow" w:hAnsi="Arial Narrow"/>
           <w:sz w:val="28"/>
           <w:szCs w:val="28"/>
         </w:rPr>
-      </w:pPr>
+        <w:t>Student name:</w:t>
+      </w:r>
       <w:r>
         <w:rPr>
           <w:rFonts w:ascii="Arial Narrow" w:hAnsi="Arial Narrow"/>
           <w:sz w:val="28"/>
           <w:szCs w:val="28"/>
         </w:rPr>
-        <w:t>Display name on Kaggle</w:t>
-      </w:r>
-      <w:r>
-        <w:rPr>
-          <w:rFonts w:ascii="Arial Narrow" w:hAnsi="Arial Narrow"/>
+        <w:t xml:space="preserve"> Nguyen Pham</w:t>
+      </w:r>
+    </w:p>
+    <w:p>
+      <w:pPr>
+        <w:pStyle w:val="ListParagraph"/>
+        <w:rPr>
+          <w:rFonts w:ascii="Arial Narrow" w:hAnsi="Arial Narrow"/>
+          <w:b/>
+          <w:bCs/>
           <w:sz w:val="28"/>
           <w:szCs w:val="28"/>
         </w:rPr>
+      </w:pPr>
+      <w:r>
+        <w:rPr>
+          <w:rFonts w:ascii="Arial Narrow" w:hAnsi="Arial Narrow"/>
+          <w:sz w:val="28"/>
+          <w:szCs w:val="28"/>
+        </w:rPr>
+        <w:t>Display name on Kaggle</w:t>
+      </w:r>
+      <w:r>
+        <w:rPr>
+          <w:rFonts w:ascii="Arial Narrow" w:hAnsi="Arial Narrow"/>
+          <w:sz w:val="28"/>
+          <w:szCs w:val="28"/>
+        </w:rPr>
         <w:t>:</w:t>
       </w:r>
+      <w:r>
+        <w:rPr>
+          <w:rFonts w:ascii="Arial Narrow" w:hAnsi="Arial Narrow"/>
+          <w:sz w:val="28"/>
+          <w:szCs w:val="28"/>
+        </w:rPr>
+        <w:t xml:space="preserve"> </w:t>
+      </w:r>
+      <w:r>
+        <w:rPr>
+          <w:rFonts w:ascii="Arial Narrow" w:hAnsi="Arial Narrow"/>
+          <w:b/>
+          <w:bCs/>
+          <w:sz w:val="28"/>
+          <w:szCs w:val="28"/>
+        </w:rPr>
+        <w:t>Nguyen Pham0401</w:t>
+      </w:r>
+    </w:p>
+    <w:p>
+      <w:pPr>
+        <w:pStyle w:val="ListParagraph"/>
+        <w:numPr>
+          <w:ilvl w:val="0"/>
+          <w:numId w:val="3"/>
+        </w:numPr>
+        <w:rPr>
+          <w:rFonts w:ascii="Arial Narrow" w:hAnsi="Arial Narrow"/>
+          <w:sz w:val="28"/>
+          <w:szCs w:val="28"/>
+        </w:rPr>
+      </w:pPr>
+    </w:p>
+    <w:p>
+      <w:pPr>
+        <w:pStyle w:val="ListParagraph"/>
+        <w:rPr>
+          <w:rFonts w:ascii="Arial Narrow" w:hAnsi="Arial Narrow"/>
+          <w:sz w:val="28"/>
+          <w:szCs w:val="28"/>
+        </w:rPr>
+      </w:pPr>
     </w:p>
     <w:p>
       <w:pPr>
@@ -589,26 +649,42 @@
           <w:szCs w:val="26"/>
         </w:rPr>
       </w:pPr>
-      <w:r>
-        <w:rPr>
-          <w:rFonts w:ascii="Arial Narrow" w:hAnsi="Arial Narrow"/>
-          <w:i/>
-          <w:iCs/>
-          <w:sz w:val="26"/>
-          <w:szCs w:val="26"/>
-        </w:rPr>
-        <w:t>(</w:t>
-      </w:r>
-      <w:r>
-        <w:rPr>
-          <w:rFonts w:ascii="Arial Narrow" w:hAnsi="Arial Narrow"/>
-          <w:i/>
-          <w:iCs/>
-          <w:sz w:val="26"/>
-          <w:szCs w:val="26"/>
-        </w:rPr>
-        <w:t>Information about the required libraries to run your code (e.g., Python, TensorFlow/PyTorch, NumPy, ...)).</w:t>
-      </w:r>
+      <w:proofErr w:type="spellStart"/>
+      <w:r>
+        <w:rPr>
+          <w:rFonts w:ascii="Arial Narrow" w:hAnsi="Arial Narrow"/>
+          <w:i/>
+          <w:iCs/>
+          <w:sz w:val="26"/>
+          <w:szCs w:val="26"/>
+        </w:rPr>
+        <w:t>Pytorch</w:t>
+      </w:r>
+      <w:proofErr w:type="spellEnd"/>
+    </w:p>
+    <w:p>
+      <w:pPr>
+        <w:pStyle w:val="ListParagraph"/>
+        <w:rPr>
+          <w:rFonts w:ascii="Arial Narrow" w:hAnsi="Arial Narrow"/>
+          <w:i/>
+          <w:iCs/>
+          <w:sz w:val="26"/>
+          <w:szCs w:val="26"/>
+        </w:rPr>
+      </w:pPr>
+      <w:proofErr w:type="spellStart"/>
+      <w:r>
+        <w:rPr>
+          <w:rFonts w:ascii="Arial Narrow" w:hAnsi="Arial Narrow"/>
+          <w:i/>
+          <w:iCs/>
+          <w:sz w:val="26"/>
+          <w:szCs w:val="26"/>
+        </w:rPr>
+        <w:t>Pytorchvision</w:t>
+      </w:r>
+      <w:proofErr w:type="spellEnd"/>
     </w:p>
     <w:p>
       <w:pPr>
@@ -655,42 +731,70 @@
         <w:pStyle w:val="ListParagraph"/>
         <w:rPr>
           <w:rFonts w:ascii="Arial Narrow" w:hAnsi="Arial Narrow"/>
-          <w:i/>
-          <w:iCs/>
-          <w:sz w:val="26"/>
-          <w:szCs w:val="26"/>
-        </w:rPr>
-      </w:pPr>
-      <w:r>
-        <w:rPr>
-          <w:rFonts w:ascii="Arial Narrow" w:hAnsi="Arial Narrow"/>
-          <w:i/>
-          <w:iCs/>
-          <w:sz w:val="26"/>
-          <w:szCs w:val="26"/>
-        </w:rPr>
-        <w:t>(</w:t>
-      </w:r>
-      <w:r>
-        <w:rPr>
-          <w:rFonts w:ascii="Arial Narrow" w:hAnsi="Arial Narrow"/>
-          <w:i/>
-          <w:iCs/>
-          <w:sz w:val="26"/>
-          <w:szCs w:val="26"/>
-        </w:rPr>
-        <w:t>Describe t</w:t>
-      </w:r>
-      <w:r>
-        <w:rPr>
-          <w:rFonts w:ascii="Arial Narrow" w:hAnsi="Arial Narrow"/>
-          <w:i/>
-          <w:iCs/>
-          <w:sz w:val="26"/>
-          <w:szCs w:val="26"/>
-        </w:rPr>
-        <w:t>rain</w:t>
-      </w:r>
+          <w:sz w:val="26"/>
+          <w:szCs w:val="26"/>
+        </w:rPr>
+      </w:pPr>
+      <w:r>
+        <w:rPr>
+          <w:rFonts w:ascii="Arial Narrow" w:hAnsi="Arial Narrow"/>
+          <w:sz w:val="26"/>
+          <w:szCs w:val="26"/>
+        </w:rPr>
+        <w:t xml:space="preserve">-Image resized to 72, random trimmed to 64x64 (noted, I check training data and some </w:t>
+      </w:r>
+      <w:proofErr w:type="gramStart"/>
+      <w:r>
+        <w:rPr>
+          <w:rFonts w:ascii="Arial Narrow" w:hAnsi="Arial Narrow"/>
+          <w:sz w:val="26"/>
+          <w:szCs w:val="26"/>
+        </w:rPr>
+        <w:t>picture</w:t>
+      </w:r>
+      <w:proofErr w:type="gramEnd"/>
+      <w:r>
+        <w:rPr>
+          <w:rFonts w:ascii="Arial Narrow" w:hAnsi="Arial Narrow"/>
+          <w:sz w:val="26"/>
+          <w:szCs w:val="26"/>
+        </w:rPr>
+        <w:t xml:space="preserve"> are smaller than 64)</w:t>
+      </w:r>
+    </w:p>
+    <w:p>
+      <w:pPr>
+        <w:pStyle w:val="ListParagraph"/>
+        <w:rPr>
+          <w:rFonts w:ascii="Arial Narrow" w:hAnsi="Arial Narrow"/>
+          <w:i/>
+          <w:iCs/>
+          <w:sz w:val="26"/>
+          <w:szCs w:val="26"/>
+        </w:rPr>
+      </w:pPr>
+      <w:r>
+        <w:rPr>
+          <w:rFonts w:ascii="Arial Narrow" w:hAnsi="Arial Narrow"/>
+          <w:i/>
+          <w:iCs/>
+          <w:sz w:val="26"/>
+          <w:szCs w:val="26"/>
+        </w:rPr>
+        <w:t>-20 classes</w:t>
+      </w:r>
+    </w:p>
+    <w:p>
+      <w:pPr>
+        <w:pStyle w:val="ListParagraph"/>
+        <w:rPr>
+          <w:rFonts w:ascii="Arial Narrow" w:hAnsi="Arial Narrow"/>
+          <w:i/>
+          <w:iCs/>
+          <w:sz w:val="26"/>
+          <w:szCs w:val="26"/>
+        </w:rPr>
+      </w:pPr>
       <w:r>
         <w:rPr>
           <w:rFonts w:ascii="Arial Narrow" w:hAnsi="Arial Narrow"/>
@@ -709,28 +813,20 @@
           <w:sz w:val="26"/>
           <w:szCs w:val="26"/>
         </w:rPr>
-        <w:t>validation</w:t>
-      </w:r>
-      <w:r>
-        <w:rPr>
-          <w:rFonts w:ascii="Arial Narrow" w:hAnsi="Arial Narrow"/>
-          <w:i/>
-          <w:iCs/>
-          <w:sz w:val="26"/>
-          <w:szCs w:val="26"/>
-        </w:rPr>
-        <w:t>-</w:t>
-      </w:r>
-      <w:r>
-        <w:rPr>
-          <w:rFonts w:ascii="Arial Narrow" w:hAnsi="Arial Narrow"/>
-          <w:i/>
-          <w:iCs/>
-          <w:sz w:val="26"/>
-          <w:szCs w:val="26"/>
-        </w:rPr>
-        <w:t>test split, data normalization, …)</w:t>
-      </w:r>
+        <w:t>I didn’t change the ratio left it at 85% train and 15% valid</w:t>
+      </w:r>
+    </w:p>
+    <w:p>
+      <w:pPr>
+        <w:pStyle w:val="ListParagraph"/>
+        <w:rPr>
+          <w:rFonts w:ascii="Arial Narrow" w:hAnsi="Arial Narrow"/>
+          <w:i/>
+          <w:iCs/>
+          <w:sz w:val="26"/>
+          <w:szCs w:val="26"/>
+        </w:rPr>
+      </w:pPr>
     </w:p>
     <w:p>
       <w:pPr>
@@ -788,469 +884,143 @@
     </w:p>
     <w:p>
       <w:pPr>
-        <w:pStyle w:val="ListParagraph"/>
+        <w:rPr>
+          <w:rFonts w:ascii="Arial Narrow" w:hAnsi="Arial Narrow"/>
+          <w:sz w:val="26"/>
+          <w:szCs w:val="26"/>
+        </w:rPr>
+      </w:pPr>
+    </w:p>
+    <w:p>
+      <w:pPr>
         <w:ind w:left="1440"/>
         <w:rPr>
           <w:rFonts w:ascii="Arial Narrow" w:hAnsi="Arial Narrow"/>
-          <w:i/>
-          <w:iCs/>
-          <w:sz w:val="26"/>
-          <w:szCs w:val="26"/>
-        </w:rPr>
-      </w:pPr>
-      <w:r>
-        <w:rPr>
-          <w:rFonts w:ascii="Arial Narrow" w:hAnsi="Arial Narrow"/>
-          <w:i/>
-          <w:iCs/>
-          <w:sz w:val="26"/>
-          <w:szCs w:val="26"/>
-        </w:rPr>
-        <w:t xml:space="preserve">(You can briefly present your model by drawing the architecture or </w:t>
-      </w:r>
-      <w:r>
-        <w:rPr>
-          <w:rFonts w:ascii="Arial Narrow" w:hAnsi="Arial Narrow"/>
-          <w:i/>
-          <w:iCs/>
-          <w:sz w:val="26"/>
-          <w:szCs w:val="26"/>
-        </w:rPr>
-        <w:t xml:space="preserve">simply </w:t>
-      </w:r>
-      <w:r>
-        <w:rPr>
-          <w:rFonts w:ascii="Arial Narrow" w:hAnsi="Arial Narrow"/>
-          <w:i/>
-          <w:iCs/>
-          <w:sz w:val="26"/>
-          <w:szCs w:val="26"/>
-        </w:rPr>
-        <w:t xml:space="preserve">describe it using </w:t>
-      </w:r>
-      <w:r>
-        <w:rPr>
-          <w:rFonts w:ascii="Arial Narrow" w:hAnsi="Arial Narrow"/>
-          <w:i/>
-          <w:iCs/>
-          <w:sz w:val="26"/>
-          <w:szCs w:val="26"/>
-        </w:rPr>
-        <w:t xml:space="preserve">a </w:t>
-      </w:r>
-      <w:r>
-        <w:rPr>
-          <w:rFonts w:ascii="Arial Narrow" w:hAnsi="Arial Narrow"/>
-          <w:i/>
-          <w:iCs/>
-          <w:sz w:val="26"/>
-          <w:szCs w:val="26"/>
-        </w:rPr>
-        <w:t>table</w:t>
-      </w:r>
-      <w:r>
-        <w:rPr>
-          <w:rFonts w:ascii="Arial Narrow" w:hAnsi="Arial Narrow"/>
-          <w:i/>
-          <w:iCs/>
-          <w:sz w:val="26"/>
-          <w:szCs w:val="26"/>
-        </w:rPr>
-        <w:t xml:space="preserve">. </w:t>
-      </w:r>
-      <w:r>
-        <w:rPr>
-          <w:rFonts w:ascii="Arial Narrow" w:hAnsi="Arial Narrow"/>
-          <w:i/>
-          <w:iCs/>
-          <w:sz w:val="26"/>
-          <w:szCs w:val="26"/>
-        </w:rPr>
-        <w:t>For example,</w:t>
-      </w:r>
-    </w:p>
-    <w:tbl>
-      <w:tblPr>
-        <w:tblStyle w:val="TableGrid"/>
-        <w:tblW w:w="0" w:type="auto"/>
-        <w:tblInd w:w="1440" w:type="dxa"/>
-        <w:tblLook w:val="04A0" w:firstRow="1" w:lastRow="0" w:firstColumn="1" w:lastColumn="0" w:noHBand="0" w:noVBand="1"/>
-      </w:tblPr>
-      <w:tblGrid>
-        <w:gridCol w:w="3805"/>
-        <w:gridCol w:w="3771"/>
-      </w:tblGrid>
-      <w:tr>
-        <w:tc>
-          <w:tcPr>
-            <w:tcW w:w="4508" w:type="dxa"/>
-            <w:shd w:val="clear" w:color="auto" w:fill="D0CECE" w:themeFill="background2" w:themeFillShade="E6"/>
-          </w:tcPr>
-          <w:p>
-            <w:pPr>
-              <w:pStyle w:val="ListParagraph"/>
-              <w:ind w:left="0"/>
-              <w:jc w:val="center"/>
-              <w:rPr>
-                <w:rFonts w:ascii="Arial Narrow" w:hAnsi="Arial Narrow"/>
-                <w:sz w:val="26"/>
-                <w:szCs w:val="26"/>
-              </w:rPr>
-            </w:pPr>
-            <w:r>
-              <w:rPr>
-                <w:rFonts w:ascii="Arial Narrow" w:hAnsi="Arial Narrow"/>
-                <w:sz w:val="26"/>
-                <w:szCs w:val="26"/>
-              </w:rPr>
-              <w:t>Architecture</w:t>
-            </w:r>
-          </w:p>
-        </w:tc>
-        <w:tc>
-          <w:tcPr>
-            <w:tcW w:w="4508" w:type="dxa"/>
-            <w:shd w:val="clear" w:color="auto" w:fill="D0CECE" w:themeFill="background2" w:themeFillShade="E6"/>
-          </w:tcPr>
-          <w:p>
-            <w:pPr>
-              <w:pStyle w:val="ListParagraph"/>
-              <w:ind w:left="0"/>
-              <w:jc w:val="center"/>
-              <w:rPr>
-                <w:rFonts w:ascii="Arial Narrow" w:hAnsi="Arial Narrow"/>
-                <w:sz w:val="26"/>
-                <w:szCs w:val="26"/>
-              </w:rPr>
-            </w:pPr>
-            <w:r>
-              <w:rPr>
-                <w:rFonts w:ascii="Arial Narrow" w:hAnsi="Arial Narrow"/>
-                <w:sz w:val="26"/>
-                <w:szCs w:val="26"/>
-              </w:rPr>
-              <w:t>Additional notes</w:t>
-            </w:r>
-          </w:p>
-        </w:tc>
-      </w:tr>
-      <w:tr>
-        <w:tc>
-          <w:tcPr>
-            <w:tcW w:w="4508" w:type="dxa"/>
-          </w:tcPr>
-          <w:p>
-            <w:pPr>
-              <w:pStyle w:val="ListParagraph"/>
-              <w:ind w:left="0"/>
-              <w:rPr>
-                <w:rFonts w:ascii="Arial Narrow" w:hAnsi="Arial Narrow"/>
-                <w:sz w:val="26"/>
-                <w:szCs w:val="26"/>
-              </w:rPr>
-            </w:pPr>
-            <w:r>
-              <w:rPr>
-                <w:rFonts w:ascii="Arial Narrow" w:hAnsi="Arial Narrow"/>
-                <w:sz w:val="26"/>
-                <w:szCs w:val="26"/>
-              </w:rPr>
-              <w:t>ResNet-50 (base model)</w:t>
-            </w:r>
-          </w:p>
-        </w:tc>
-        <w:tc>
-          <w:tcPr>
-            <w:tcW w:w="4508" w:type="dxa"/>
-          </w:tcPr>
-          <w:p>
-            <w:pPr>
-              <w:pStyle w:val="ListParagraph"/>
-              <w:ind w:left="0"/>
-              <w:rPr>
-                <w:rFonts w:ascii="Arial Narrow" w:hAnsi="Arial Narrow"/>
-                <w:sz w:val="26"/>
-                <w:szCs w:val="26"/>
-              </w:rPr>
-            </w:pPr>
-            <w:r>
-              <w:rPr>
-                <w:rFonts w:ascii="Arial Narrow" w:hAnsi="Arial Narrow"/>
-                <w:sz w:val="26"/>
-                <w:szCs w:val="26"/>
-              </w:rPr>
-              <w:t>Remove the last fully</w:t>
-            </w:r>
-            <w:r>
-              <w:rPr>
-                <w:rFonts w:ascii="Arial Narrow" w:hAnsi="Arial Narrow"/>
-                <w:sz w:val="26"/>
-                <w:szCs w:val="26"/>
-              </w:rPr>
-              <w:t xml:space="preserve"> </w:t>
-            </w:r>
-            <w:r>
-              <w:rPr>
-                <w:rFonts w:ascii="Arial Narrow" w:hAnsi="Arial Narrow"/>
-                <w:sz w:val="26"/>
-                <w:szCs w:val="26"/>
-              </w:rPr>
-              <w:t>connected layer.</w:t>
-            </w:r>
-          </w:p>
-        </w:tc>
-      </w:tr>
-      <w:tr>
-        <w:tc>
-          <w:tcPr>
-            <w:tcW w:w="4508" w:type="dxa"/>
-          </w:tcPr>
-          <w:p>
-            <w:pPr>
-              <w:pStyle w:val="ListParagraph"/>
-              <w:ind w:left="0"/>
-              <w:rPr>
-                <w:rFonts w:ascii="Arial Narrow" w:hAnsi="Arial Narrow"/>
-                <w:sz w:val="26"/>
-                <w:szCs w:val="26"/>
-              </w:rPr>
-            </w:pPr>
-            <w:r>
-              <w:rPr>
-                <w:rFonts w:ascii="Arial Narrow" w:hAnsi="Arial Narrow"/>
-                <w:sz w:val="26"/>
-                <w:szCs w:val="26"/>
-              </w:rPr>
-              <w:t>Dense</w:t>
-            </w:r>
-          </w:p>
-        </w:tc>
-        <w:tc>
-          <w:tcPr>
-            <w:tcW w:w="4508" w:type="dxa"/>
-          </w:tcPr>
-          <w:p>
-            <w:pPr>
-              <w:pStyle w:val="ListParagraph"/>
-              <w:ind w:left="0"/>
-              <w:rPr>
-                <w:rFonts w:ascii="Arial Narrow" w:hAnsi="Arial Narrow"/>
-                <w:sz w:val="26"/>
-                <w:szCs w:val="26"/>
-              </w:rPr>
-            </w:pPr>
-            <w:r>
-              <w:rPr>
-                <w:rFonts w:ascii="Arial Narrow" w:hAnsi="Arial Narrow"/>
-                <w:sz w:val="26"/>
-                <w:szCs w:val="26"/>
-              </w:rPr>
-              <w:t xml:space="preserve">10 units, </w:t>
-            </w:r>
-            <w:r>
-              <w:rPr>
-                <w:rFonts w:ascii="Arial Narrow" w:hAnsi="Arial Narrow"/>
-                <w:sz w:val="26"/>
-                <w:szCs w:val="26"/>
-              </w:rPr>
-              <w:t>Activation function: ReLU</w:t>
-            </w:r>
-            <w:r>
-              <w:rPr>
-                <w:rFonts w:ascii="Arial Narrow" w:hAnsi="Arial Narrow"/>
-                <w:sz w:val="26"/>
-                <w:szCs w:val="26"/>
-              </w:rPr>
-              <w:t xml:space="preserve">, </w:t>
-            </w:r>
-            <w:r>
-              <w:rPr>
-                <w:rFonts w:ascii="Arial Narrow" w:hAnsi="Arial Narrow"/>
-                <w:sz w:val="26"/>
-                <w:szCs w:val="26"/>
-              </w:rPr>
-              <w:t>Kernel i</w:t>
-            </w:r>
-            <w:r>
-              <w:rPr>
-                <w:rFonts w:ascii="Arial Narrow" w:hAnsi="Arial Narrow"/>
-                <w:sz w:val="26"/>
-                <w:szCs w:val="26"/>
-              </w:rPr>
-              <w:t>nitializer: Xavier</w:t>
-            </w:r>
-            <w:r>
-              <w:rPr>
-                <w:rFonts w:ascii="Arial Narrow" w:hAnsi="Arial Narrow"/>
-                <w:sz w:val="26"/>
-                <w:szCs w:val="26"/>
-              </w:rPr>
-              <w:t>, …</w:t>
-            </w:r>
-          </w:p>
-        </w:tc>
-      </w:tr>
-      <w:tr>
-        <w:tc>
-          <w:tcPr>
-            <w:tcW w:w="4508" w:type="dxa"/>
-          </w:tcPr>
-          <w:p>
-            <w:pPr>
-              <w:pStyle w:val="ListParagraph"/>
-              <w:ind w:left="0"/>
-              <w:rPr>
-                <w:rFonts w:ascii="Arial Narrow" w:hAnsi="Arial Narrow"/>
-                <w:sz w:val="26"/>
-                <w:szCs w:val="26"/>
-              </w:rPr>
-            </w:pPr>
-            <w:r>
-              <w:rPr>
-                <w:rFonts w:ascii="Arial Narrow" w:hAnsi="Arial Narrow"/>
-                <w:sz w:val="26"/>
-                <w:szCs w:val="26"/>
-              </w:rPr>
-              <w:t>Dropout</w:t>
-            </w:r>
-          </w:p>
-        </w:tc>
-        <w:tc>
-          <w:tcPr>
-            <w:tcW w:w="4508" w:type="dxa"/>
-          </w:tcPr>
-          <w:p>
-            <w:pPr>
-              <w:pStyle w:val="ListParagraph"/>
-              <w:ind w:left="0"/>
-              <w:rPr>
-                <w:rFonts w:ascii="Arial Narrow" w:hAnsi="Arial Narrow"/>
-                <w:sz w:val="26"/>
-                <w:szCs w:val="26"/>
-              </w:rPr>
-            </w:pPr>
-            <w:r>
-              <w:rPr>
-                <w:rFonts w:ascii="Arial Narrow" w:hAnsi="Arial Narrow"/>
-                <w:sz w:val="26"/>
-                <w:szCs w:val="26"/>
-              </w:rPr>
-              <w:t>Rate: 0.5</w:t>
-            </w:r>
-          </w:p>
-        </w:tc>
-      </w:tr>
-      <w:tr>
-        <w:tc>
-          <w:tcPr>
-            <w:tcW w:w="4508" w:type="dxa"/>
-          </w:tcPr>
-          <w:p>
-            <w:pPr>
-              <w:pStyle w:val="ListParagraph"/>
-              <w:ind w:left="0"/>
-              <w:rPr>
-                <w:rFonts w:ascii="Arial Narrow" w:hAnsi="Arial Narrow"/>
-                <w:sz w:val="26"/>
-                <w:szCs w:val="26"/>
-              </w:rPr>
-            </w:pPr>
-            <w:r>
-              <w:rPr>
-                <w:rFonts w:ascii="Arial Narrow" w:hAnsi="Arial Narrow"/>
-                <w:sz w:val="26"/>
-                <w:szCs w:val="26"/>
-              </w:rPr>
-              <w:t>Batch normalization</w:t>
-            </w:r>
-          </w:p>
-        </w:tc>
-        <w:tc>
-          <w:tcPr>
-            <w:tcW w:w="4508" w:type="dxa"/>
-          </w:tcPr>
-          <w:p>
-            <w:pPr>
-              <w:pStyle w:val="ListParagraph"/>
-              <w:ind w:left="0"/>
-              <w:rPr>
-                <w:rFonts w:ascii="Arial Narrow" w:hAnsi="Arial Narrow"/>
-                <w:sz w:val="26"/>
-                <w:szCs w:val="26"/>
-              </w:rPr>
-            </w:pPr>
-            <w:r>
-              <w:rPr>
-                <w:rFonts w:ascii="Arial Narrow" w:hAnsi="Arial Narrow"/>
-                <w:sz w:val="26"/>
-                <w:szCs w:val="26"/>
-              </w:rPr>
-              <w:t>M</w:t>
-            </w:r>
-            <w:r>
-              <w:rPr>
-                <w:rFonts w:ascii="Arial Narrow" w:hAnsi="Arial Narrow"/>
-                <w:sz w:val="26"/>
-                <w:szCs w:val="26"/>
-              </w:rPr>
-              <w:t>omentum</w:t>
-            </w:r>
-            <w:r>
-              <w:rPr>
-                <w:rFonts w:ascii="Arial Narrow" w:hAnsi="Arial Narrow"/>
-                <w:sz w:val="26"/>
-                <w:szCs w:val="26"/>
-              </w:rPr>
-              <w:t>: 0.9</w:t>
-            </w:r>
-          </w:p>
-        </w:tc>
-      </w:tr>
-    </w:tbl>
-    <w:p>
-      <w:pPr>
-        <w:pStyle w:val="ListParagraph"/>
+          <w:sz w:val="26"/>
+          <w:szCs w:val="26"/>
+        </w:rPr>
+      </w:pPr>
+      <w:r>
+        <w:rPr>
+          <w:rFonts w:ascii="Arial Narrow" w:hAnsi="Arial Narrow"/>
+          <w:sz w:val="26"/>
+          <w:szCs w:val="26"/>
+        </w:rPr>
+        <w:t>Conv1 stem 3x3 stride 2: out 32x32</w:t>
+      </w:r>
+    </w:p>
+    <w:p>
+      <w:pPr>
         <w:ind w:left="1440"/>
         <w:rPr>
           <w:rFonts w:ascii="Arial Narrow" w:hAnsi="Arial Narrow"/>
-          <w:i/>
-          <w:iCs/>
-          <w:color w:val="4472C4" w:themeColor="accent1"/>
-          <w:sz w:val="26"/>
-          <w:szCs w:val="26"/>
-        </w:rPr>
-      </w:pPr>
-      <w:r>
-        <w:rPr>
-          <w:rFonts w:ascii="Arial Narrow" w:hAnsi="Arial Narrow"/>
-          <w:i/>
-          <w:iCs/>
-          <w:sz w:val="26"/>
-          <w:szCs w:val="26"/>
-          <w:u w:val="single"/>
-        </w:rPr>
-        <w:t>Hint</w:t>
-      </w:r>
-      <w:r>
-        <w:rPr>
-          <w:rFonts w:ascii="Arial Narrow" w:hAnsi="Arial Narrow"/>
-          <w:i/>
-          <w:iCs/>
-          <w:sz w:val="26"/>
-          <w:szCs w:val="26"/>
-        </w:rPr>
-        <w:t>: using information from model.summary()</w:t>
-      </w:r>
-      <w:r>
-        <w:rPr>
-          <w:rFonts w:ascii="Arial Narrow" w:hAnsi="Arial Narrow"/>
-          <w:i/>
-          <w:iCs/>
-          <w:sz w:val="26"/>
-          <w:szCs w:val="26"/>
-        </w:rPr>
-        <w:t>)</w:t>
-      </w:r>
+          <w:sz w:val="26"/>
+          <w:szCs w:val="26"/>
+        </w:rPr>
+      </w:pPr>
+      <w:r>
+        <w:rPr>
+          <w:rFonts w:ascii="Arial Narrow" w:hAnsi="Arial Narrow"/>
+          <w:sz w:val="26"/>
+          <w:szCs w:val="26"/>
+        </w:rPr>
+        <w:t>Max pool 3x3 stride 2: out 16x16</w:t>
+      </w:r>
+    </w:p>
+    <w:p>
+      <w:pPr>
+        <w:rPr>
+          <w:rFonts w:ascii="Arial Narrow" w:hAnsi="Arial Narrow"/>
+          <w:sz w:val="26"/>
+          <w:szCs w:val="26"/>
+        </w:rPr>
+      </w:pPr>
+      <w:r>
+        <w:rPr>
+          <w:rFonts w:ascii="Arial Narrow" w:hAnsi="Arial Narrow"/>
+          <w:sz w:val="26"/>
+          <w:szCs w:val="26"/>
+        </w:rPr>
+        <w:tab/>
+      </w:r>
+      <w:r>
+        <w:rPr>
+          <w:rFonts w:ascii="Arial Narrow" w:hAnsi="Arial Narrow"/>
+          <w:sz w:val="26"/>
+          <w:szCs w:val="26"/>
+        </w:rPr>
+        <w:tab/>
+      </w:r>
+      <w:proofErr w:type="spellStart"/>
+      <w:r>
+        <w:rPr>
+          <w:rFonts w:ascii="Arial Narrow" w:hAnsi="Arial Narrow"/>
+          <w:sz w:val="26"/>
+          <w:szCs w:val="26"/>
+        </w:rPr>
+        <w:t>ResnextBlock</w:t>
+      </w:r>
+      <w:proofErr w:type="spellEnd"/>
+      <w:r>
+        <w:rPr>
+          <w:rFonts w:ascii="Arial Narrow" w:hAnsi="Arial Narrow"/>
+          <w:sz w:val="26"/>
+          <w:szCs w:val="26"/>
+        </w:rPr>
+        <w:t>: out 8x8</w:t>
+      </w:r>
+    </w:p>
+    <w:p>
+      <w:pPr>
+        <w:rPr>
+          <w:rFonts w:ascii="Arial Narrow" w:hAnsi="Arial Narrow"/>
+          <w:sz w:val="26"/>
+          <w:szCs w:val="26"/>
+        </w:rPr>
+      </w:pPr>
+      <w:r>
+        <w:rPr>
+          <w:rFonts w:ascii="Arial Narrow" w:hAnsi="Arial Narrow"/>
+          <w:sz w:val="26"/>
+          <w:szCs w:val="26"/>
+        </w:rPr>
+        <w:tab/>
+      </w:r>
+      <w:r>
+        <w:rPr>
+          <w:rFonts w:ascii="Arial Narrow" w:hAnsi="Arial Narrow"/>
+          <w:sz w:val="26"/>
+          <w:szCs w:val="26"/>
+        </w:rPr>
+        <w:tab/>
+      </w:r>
+    </w:p>
+    <w:p>
+      <w:pPr>
+        <w:rPr>
+          <w:rFonts w:ascii="Arial Narrow" w:hAnsi="Arial Narrow"/>
+          <w:sz w:val="26"/>
+          <w:szCs w:val="26"/>
+        </w:rPr>
+      </w:pPr>
+    </w:p>
+    <w:p>
+      <w:pPr>
+        <w:rPr>
+          <w:rFonts w:ascii="Arial Narrow" w:hAnsi="Arial Narrow"/>
+          <w:sz w:val="26"/>
+          <w:szCs w:val="26"/>
+        </w:rPr>
+      </w:pPr>
+    </w:p>
+    <w:p>
+      <w:pPr>
+        <w:rPr>
+          <w:rFonts w:ascii="Arial Narrow" w:hAnsi="Arial Narrow"/>
+          <w:sz w:val="26"/>
+          <w:szCs w:val="26"/>
+        </w:rPr>
+      </w:pPr>
     </w:p>
     <w:p>
       <w:pPr>
@@ -1301,168 +1071,168 @@
     <w:p>
       <w:pPr>
         <w:pStyle w:val="ListParagraph"/>
-        <w:ind w:left="1440"/>
-        <w:rPr>
-          <w:rFonts w:ascii="Arial Narrow" w:hAnsi="Arial Narrow"/>
-          <w:i/>
-          <w:iCs/>
-          <w:sz w:val="26"/>
-          <w:szCs w:val="26"/>
-        </w:rPr>
-      </w:pPr>
-      <w:r>
-        <w:rPr>
-          <w:rFonts w:ascii="Arial Narrow" w:hAnsi="Arial Narrow"/>
-          <w:i/>
-          <w:iCs/>
-          <w:sz w:val="26"/>
-          <w:szCs w:val="26"/>
-        </w:rPr>
-        <w:t xml:space="preserve">(Describe </w:t>
-      </w:r>
-      <w:r>
-        <w:rPr>
-          <w:rFonts w:ascii="Arial Narrow" w:hAnsi="Arial Narrow"/>
-          <w:i/>
-          <w:iCs/>
-          <w:sz w:val="26"/>
-          <w:szCs w:val="26"/>
-        </w:rPr>
-        <w:t xml:space="preserve">in detail </w:t>
-      </w:r>
-      <w:r>
-        <w:rPr>
-          <w:rFonts w:ascii="Arial Narrow" w:hAnsi="Arial Narrow"/>
-          <w:i/>
-          <w:iCs/>
-          <w:sz w:val="26"/>
-          <w:szCs w:val="26"/>
-        </w:rPr>
-        <w:t xml:space="preserve">all </w:t>
-      </w:r>
-      <w:r>
-        <w:rPr>
-          <w:rFonts w:ascii="Arial Narrow" w:hAnsi="Arial Narrow"/>
-          <w:i/>
-          <w:iCs/>
-          <w:sz w:val="26"/>
-          <w:szCs w:val="26"/>
-        </w:rPr>
-        <w:t>technique</w:t>
-      </w:r>
-      <w:r>
-        <w:rPr>
-          <w:rFonts w:ascii="Arial Narrow" w:hAnsi="Arial Narrow"/>
-          <w:i/>
-          <w:iCs/>
-          <w:sz w:val="26"/>
-          <w:szCs w:val="26"/>
-        </w:rPr>
-        <w:t xml:space="preserve">s </w:t>
-      </w:r>
-      <w:r>
-        <w:rPr>
-          <w:rFonts w:ascii="Arial Narrow" w:hAnsi="Arial Narrow"/>
-          <w:i/>
-          <w:iCs/>
-          <w:sz w:val="26"/>
-          <w:szCs w:val="26"/>
-        </w:rPr>
-        <w:t xml:space="preserve">that you used </w:t>
-      </w:r>
-      <w:r>
-        <w:rPr>
-          <w:rFonts w:ascii="Arial Narrow" w:hAnsi="Arial Narrow"/>
-          <w:i/>
-          <w:iCs/>
-          <w:sz w:val="26"/>
-          <w:szCs w:val="26"/>
-        </w:rPr>
-        <w:t xml:space="preserve">(e.g., k-fold cross-validation, </w:t>
-      </w:r>
-      <w:r>
-        <w:rPr>
-          <w:rFonts w:ascii="Arial Narrow" w:hAnsi="Arial Narrow"/>
-          <w:i/>
-          <w:iCs/>
-          <w:sz w:val="26"/>
-          <w:szCs w:val="26"/>
-        </w:rPr>
-        <w:t xml:space="preserve">data augmentation, </w:t>
-      </w:r>
-      <w:r>
-        <w:rPr>
-          <w:rFonts w:ascii="Arial Narrow" w:hAnsi="Arial Narrow"/>
-          <w:i/>
-          <w:iCs/>
-          <w:sz w:val="26"/>
-          <w:szCs w:val="26"/>
-        </w:rPr>
-        <w:t xml:space="preserve">label smoothing, data mix-up, </w:t>
-      </w:r>
-      <w:r>
-        <w:rPr>
-          <w:rFonts w:ascii="Arial Narrow" w:hAnsi="Arial Narrow"/>
-          <w:i/>
-          <w:iCs/>
-          <w:sz w:val="26"/>
-          <w:szCs w:val="26"/>
-        </w:rPr>
-        <w:t>sharpness aware minimization, Transformer</w:t>
-      </w:r>
-      <w:r>
-        <w:rPr>
-          <w:rFonts w:ascii="Arial Narrow" w:hAnsi="Arial Narrow"/>
-          <w:i/>
-          <w:iCs/>
-          <w:sz w:val="26"/>
-          <w:szCs w:val="26"/>
-        </w:rPr>
-        <w:t>, …</w:t>
-      </w:r>
-      <w:r>
-        <w:rPr>
-          <w:rFonts w:ascii="Arial Narrow" w:hAnsi="Arial Narrow"/>
-          <w:i/>
-          <w:iCs/>
-          <w:sz w:val="26"/>
-          <w:szCs w:val="26"/>
-        </w:rPr>
-        <w:t>)</w:t>
-      </w:r>
-      <w:r>
-        <w:rPr>
-          <w:rFonts w:ascii="Arial Narrow" w:hAnsi="Arial Narrow"/>
-          <w:i/>
-          <w:iCs/>
-          <w:sz w:val="26"/>
-          <w:szCs w:val="26"/>
-        </w:rPr>
-        <w:t>.</w:t>
-      </w:r>
-      <w:r>
-        <w:rPr>
-          <w:rFonts w:ascii="Arial Narrow" w:hAnsi="Arial Narrow"/>
-          <w:i/>
-          <w:iCs/>
-          <w:sz w:val="26"/>
-          <w:szCs w:val="26"/>
-        </w:rPr>
-        <w:t>)</w:t>
-      </w:r>
-    </w:p>
-    <w:p>
-      <w:pPr>
-        <w:pStyle w:val="ListParagraph"/>
-        <w:ind w:left="1440"/>
-        <w:rPr>
-          <w:rFonts w:ascii="Arial Narrow" w:hAnsi="Arial Narrow"/>
-          <w:i/>
-          <w:iCs/>
-          <w:sz w:val="26"/>
-          <w:szCs w:val="26"/>
-        </w:rPr>
-      </w:pPr>
+        <w:numPr>
+          <w:ilvl w:val="2"/>
+          <w:numId w:val="1"/>
+        </w:numPr>
+        <w:rPr>
+          <w:rFonts w:ascii="Arial Narrow" w:hAnsi="Arial Narrow"/>
+          <w:i/>
+          <w:iCs/>
+          <w:sz w:val="26"/>
+          <w:szCs w:val="26"/>
+        </w:rPr>
+      </w:pPr>
+      <w:r>
+        <w:rPr>
+          <w:rFonts w:ascii="Arial Narrow" w:hAnsi="Arial Narrow"/>
+          <w:i/>
+          <w:iCs/>
+          <w:sz w:val="26"/>
+          <w:szCs w:val="26"/>
+        </w:rPr>
+        <w:t>Copy the set of data modified into cut-mix add to original set</w:t>
+      </w:r>
+    </w:p>
+    <w:p>
+      <w:pPr>
+        <w:pStyle w:val="ListParagraph"/>
+        <w:numPr>
+          <w:ilvl w:val="2"/>
+          <w:numId w:val="1"/>
+        </w:numPr>
+        <w:rPr>
+          <w:rFonts w:ascii="Arial Narrow" w:hAnsi="Arial Narrow"/>
+          <w:i/>
+          <w:iCs/>
+          <w:sz w:val="26"/>
+          <w:szCs w:val="26"/>
+        </w:rPr>
+      </w:pPr>
+      <w:r>
+        <w:rPr>
+          <w:rFonts w:ascii="Arial Narrow" w:hAnsi="Arial Narrow"/>
+          <w:i/>
+          <w:iCs/>
+          <w:sz w:val="26"/>
+          <w:szCs w:val="26"/>
+        </w:rPr>
+        <w:t xml:space="preserve">Copy new set of data, random choice augment between </w:t>
+      </w:r>
+      <w:proofErr w:type="spellStart"/>
+      <w:r>
+        <w:rPr>
+          <w:rFonts w:ascii="Arial Narrow" w:hAnsi="Arial Narrow"/>
+          <w:i/>
+          <w:iCs/>
+          <w:sz w:val="26"/>
+          <w:szCs w:val="26"/>
+        </w:rPr>
+        <w:t>rbg</w:t>
+      </w:r>
+      <w:proofErr w:type="spellEnd"/>
+      <w:r>
+        <w:rPr>
+          <w:rFonts w:ascii="Arial Narrow" w:hAnsi="Arial Narrow"/>
+          <w:i/>
+          <w:iCs/>
+          <w:sz w:val="26"/>
+          <w:szCs w:val="26"/>
+        </w:rPr>
+        <w:t xml:space="preserve"> to </w:t>
+      </w:r>
+      <w:proofErr w:type="spellStart"/>
+      <w:r>
+        <w:rPr>
+          <w:rFonts w:ascii="Arial Narrow" w:hAnsi="Arial Narrow"/>
+          <w:i/>
+          <w:iCs/>
+          <w:sz w:val="26"/>
+          <w:szCs w:val="26"/>
+        </w:rPr>
+        <w:t>gray</w:t>
+      </w:r>
+      <w:proofErr w:type="spellEnd"/>
+      <w:r>
+        <w:rPr>
+          <w:rFonts w:ascii="Arial Narrow" w:hAnsi="Arial Narrow"/>
+          <w:i/>
+          <w:iCs/>
+          <w:sz w:val="26"/>
+          <w:szCs w:val="26"/>
+        </w:rPr>
+        <w:t xml:space="preserve"> scale, gaussian noise, and invert colour</w:t>
+      </w:r>
+    </w:p>
+    <w:p>
+      <w:pPr>
+        <w:pStyle w:val="ListParagraph"/>
+        <w:ind w:left="2340"/>
+        <w:rPr>
+          <w:rFonts w:ascii="Arial Narrow" w:hAnsi="Arial Narrow"/>
+          <w:i/>
+          <w:iCs/>
+          <w:sz w:val="26"/>
+          <w:szCs w:val="26"/>
+        </w:rPr>
+      </w:pPr>
+    </w:p>
+    <w:p>
+      <w:pPr>
+        <w:pStyle w:val="ListParagraph"/>
+        <w:ind w:left="2340"/>
+        <w:rPr>
+          <w:rFonts w:ascii="Arial Narrow" w:hAnsi="Arial Narrow"/>
+          <w:i/>
+          <w:iCs/>
+          <w:sz w:val="26"/>
+          <w:szCs w:val="26"/>
+        </w:rPr>
+      </w:pPr>
+    </w:p>
+    <w:p>
+      <w:pPr>
+        <w:rPr>
+          <w:rFonts w:ascii="Arial Narrow" w:hAnsi="Arial Narrow"/>
+          <w:i/>
+          <w:iCs/>
+          <w:sz w:val="26"/>
+          <w:szCs w:val="26"/>
+        </w:rPr>
+      </w:pPr>
+      <w:r>
+        <w:rPr>
+          <w:rFonts w:ascii="Arial Narrow" w:hAnsi="Arial Narrow"/>
+          <w:i/>
+          <w:iCs/>
+          <w:sz w:val="26"/>
+          <w:szCs w:val="26"/>
+        </w:rPr>
+        <w:lastRenderedPageBreak/>
+        <w:t xml:space="preserve">(I wanted more data because, I was trying to train a </w:t>
+      </w:r>
+      <w:proofErr w:type="spellStart"/>
+      <w:r>
+        <w:rPr>
+          <w:rFonts w:ascii="Arial Narrow" w:hAnsi="Arial Narrow"/>
+          <w:i/>
+          <w:iCs/>
+          <w:sz w:val="26"/>
+          <w:szCs w:val="26"/>
+        </w:rPr>
+        <w:t>resnext</w:t>
+      </w:r>
+      <w:proofErr w:type="spellEnd"/>
+      <w:r>
+        <w:rPr>
+          <w:rFonts w:ascii="Arial Narrow" w:hAnsi="Arial Narrow"/>
+          <w:i/>
+          <w:iCs/>
+          <w:sz w:val="26"/>
+          <w:szCs w:val="26"/>
+        </w:rPr>
+        <w:t xml:space="preserve"> model)</w:t>
+      </w:r>
     </w:p>
     <w:p>
       <w:pPr>
@@ -1496,6 +1266,365 @@
     </w:p>
     <w:p>
       <w:pPr>
+        <w:ind w:left="360"/>
+        <w:rPr>
+          <w:rFonts w:ascii="Arial Narrow" w:hAnsi="Arial Narrow"/>
+          <w:sz w:val="26"/>
+          <w:szCs w:val="26"/>
+        </w:rPr>
+      </w:pPr>
+      <w:r>
+        <w:rPr>
+          <w:rFonts w:ascii="Arial Narrow" w:hAnsi="Arial Narrow"/>
+          <w:sz w:val="26"/>
+          <w:szCs w:val="26"/>
+        </w:rPr>
+        <w:t>Model:</w:t>
+      </w:r>
+    </w:p>
+    <w:p>
+      <w:pPr>
+        <w:pStyle w:val="ListParagraph"/>
+        <w:numPr>
+          <w:ilvl w:val="2"/>
+          <w:numId w:val="1"/>
+        </w:numPr>
+        <w:rPr>
+          <w:rFonts w:ascii="Arial Narrow" w:hAnsi="Arial Narrow"/>
+          <w:sz w:val="26"/>
+          <w:szCs w:val="26"/>
+        </w:rPr>
+      </w:pPr>
+      <w:r>
+        <w:rPr>
+          <w:rFonts w:ascii="Arial Narrow" w:hAnsi="Arial Narrow"/>
+          <w:sz w:val="26"/>
+          <w:szCs w:val="26"/>
+        </w:rPr>
+        <w:t xml:space="preserve">Tested modified </w:t>
+      </w:r>
+      <w:proofErr w:type="spellStart"/>
+      <w:r>
+        <w:rPr>
+          <w:rFonts w:ascii="Arial Narrow" w:hAnsi="Arial Narrow"/>
+          <w:sz w:val="26"/>
+          <w:szCs w:val="26"/>
+        </w:rPr>
+        <w:t>resnext</w:t>
+      </w:r>
+      <w:proofErr w:type="spellEnd"/>
+      <w:r>
+        <w:rPr>
+          <w:rFonts w:ascii="Arial Narrow" w:hAnsi="Arial Narrow"/>
+          <w:sz w:val="26"/>
+          <w:szCs w:val="26"/>
+        </w:rPr>
+        <w:t xml:space="preserve"> model: </w:t>
+      </w:r>
+    </w:p>
+    <w:p>
+      <w:pPr>
+        <w:pStyle w:val="ListParagraph"/>
+        <w:ind w:left="2880"/>
+        <w:rPr>
+          <w:rFonts w:ascii="Arial Narrow" w:hAnsi="Arial Narrow"/>
+          <w:sz w:val="26"/>
+          <w:szCs w:val="26"/>
+        </w:rPr>
+      </w:pPr>
+      <w:r>
+        <w:rPr>
+          <w:rFonts w:ascii="Arial Narrow" w:hAnsi="Arial Narrow"/>
+          <w:sz w:val="26"/>
+          <w:szCs w:val="26"/>
+        </w:rPr>
+        <w:t>-Dropped layer 4</w:t>
+      </w:r>
+    </w:p>
+    <w:p>
+      <w:pPr>
+        <w:pStyle w:val="ListParagraph"/>
+        <w:ind w:left="2880"/>
+        <w:rPr>
+          <w:rFonts w:ascii="Arial Narrow" w:hAnsi="Arial Narrow"/>
+          <w:sz w:val="26"/>
+          <w:szCs w:val="26"/>
+        </w:rPr>
+      </w:pPr>
+      <w:r>
+        <w:rPr>
+          <w:rFonts w:ascii="Arial Narrow" w:hAnsi="Arial Narrow"/>
+          <w:sz w:val="26"/>
+          <w:szCs w:val="26"/>
+        </w:rPr>
+        <w:t>-Change stem to 3x3</w:t>
+      </w:r>
+    </w:p>
+    <w:p>
+      <w:pPr>
+        <w:pStyle w:val="ListParagraph"/>
+        <w:ind w:left="2880"/>
+        <w:rPr>
+          <w:rFonts w:ascii="Arial Narrow" w:hAnsi="Arial Narrow"/>
+          <w:sz w:val="26"/>
+          <w:szCs w:val="26"/>
+        </w:rPr>
+      </w:pPr>
+      <w:r>
+        <w:rPr>
+          <w:rFonts w:ascii="Arial Narrow" w:hAnsi="Arial Narrow"/>
+          <w:sz w:val="26"/>
+          <w:szCs w:val="26"/>
+        </w:rPr>
+        <w:t xml:space="preserve">-Change number of </w:t>
+      </w:r>
+      <w:proofErr w:type="spellStart"/>
+      <w:r>
+        <w:rPr>
+          <w:rFonts w:ascii="Arial Narrow" w:hAnsi="Arial Narrow"/>
+          <w:sz w:val="26"/>
+          <w:szCs w:val="26"/>
+        </w:rPr>
+        <w:t>resnext</w:t>
+      </w:r>
+      <w:proofErr w:type="spellEnd"/>
+      <w:r>
+        <w:rPr>
+          <w:rFonts w:ascii="Arial Narrow" w:hAnsi="Arial Narrow"/>
+          <w:sz w:val="26"/>
+          <w:szCs w:val="26"/>
+        </w:rPr>
+        <w:t xml:space="preserve"> </w:t>
+      </w:r>
+      <w:proofErr w:type="gramStart"/>
+      <w:r>
+        <w:rPr>
+          <w:rFonts w:ascii="Arial Narrow" w:hAnsi="Arial Narrow"/>
+          <w:sz w:val="26"/>
+          <w:szCs w:val="26"/>
+        </w:rPr>
+        <w:t>block</w:t>
+      </w:r>
+      <w:proofErr w:type="gramEnd"/>
+      <w:r>
+        <w:rPr>
+          <w:rFonts w:ascii="Arial Narrow" w:hAnsi="Arial Narrow"/>
+          <w:sz w:val="26"/>
+          <w:szCs w:val="26"/>
+        </w:rPr>
+        <w:t xml:space="preserve"> with the following (original [3,4,6,3]: [2,2,2] -&gt; [1,2,1] -</w:t>
+      </w:r>
+      <w:proofErr w:type="gramStart"/>
+      <w:r>
+        <w:rPr>
+          <w:rFonts w:ascii="Arial Narrow" w:hAnsi="Arial Narrow"/>
+          <w:sz w:val="26"/>
+          <w:szCs w:val="26"/>
+        </w:rPr>
+        <w:t>&gt;[</w:t>
+      </w:r>
+      <w:proofErr w:type="gramEnd"/>
+      <w:r>
+        <w:rPr>
+          <w:rFonts w:ascii="Arial Narrow" w:hAnsi="Arial Narrow"/>
+          <w:sz w:val="26"/>
+          <w:szCs w:val="26"/>
+        </w:rPr>
+        <w:t>1,1,1]</w:t>
+      </w:r>
+      <w:r>
+        <w:rPr>
+          <w:rFonts w:ascii="Arial Narrow" w:hAnsi="Arial Narrow"/>
+          <w:sz w:val="26"/>
+          <w:szCs w:val="26"/>
+        </w:rPr>
+        <w:t xml:space="preserve"> -&gt; [1,1]</w:t>
+      </w:r>
+    </w:p>
+    <w:p>
+      <w:pPr>
+        <w:pStyle w:val="ListParagraph"/>
+        <w:ind w:left="2880"/>
+        <w:rPr>
+          <w:rFonts w:ascii="Arial Narrow" w:hAnsi="Arial Narrow"/>
+          <w:sz w:val="26"/>
+          <w:szCs w:val="26"/>
+        </w:rPr>
+      </w:pPr>
+      <w:r>
+        <w:rPr>
+          <w:rFonts w:ascii="Arial Narrow" w:hAnsi="Arial Narrow"/>
+          <w:sz w:val="26"/>
+          <w:szCs w:val="26"/>
+        </w:rPr>
+        <w:t xml:space="preserve">- change cardinality from 32 to 16, to 8 </w:t>
+      </w:r>
+    </w:p>
+    <w:p>
+      <w:pPr>
+        <w:rPr>
+          <w:rFonts w:ascii="Arial Narrow" w:hAnsi="Arial Narrow"/>
+          <w:sz w:val="26"/>
+          <w:szCs w:val="26"/>
+        </w:rPr>
+      </w:pPr>
+      <w:r>
+        <w:rPr>
+          <w:rFonts w:ascii="Arial Narrow" w:hAnsi="Arial Narrow"/>
+          <w:sz w:val="26"/>
+          <w:szCs w:val="26"/>
+        </w:rPr>
+        <w:tab/>
+      </w:r>
+      <w:r>
+        <w:rPr>
+          <w:rFonts w:ascii="Arial Narrow" w:hAnsi="Arial Narrow"/>
+          <w:sz w:val="26"/>
+          <w:szCs w:val="26"/>
+        </w:rPr>
+        <w:tab/>
+      </w:r>
+      <w:r>
+        <w:rPr>
+          <w:rFonts w:ascii="Arial Narrow" w:hAnsi="Arial Narrow"/>
+          <w:sz w:val="26"/>
+          <w:szCs w:val="26"/>
+        </w:rPr>
+        <w:tab/>
+        <w:t>- High 90 accuracy 0.3 loss in training, 70-90 accuracy in validation high loss ~1.</w:t>
+      </w:r>
+      <w:proofErr w:type="gramStart"/>
+      <w:r>
+        <w:rPr>
+          <w:rFonts w:ascii="Arial Narrow" w:hAnsi="Arial Narrow"/>
+          <w:sz w:val="26"/>
+          <w:szCs w:val="26"/>
+        </w:rPr>
+        <w:t>0 ,</w:t>
+      </w:r>
+      <w:proofErr w:type="gramEnd"/>
+      <w:r>
+        <w:rPr>
+          <w:rFonts w:ascii="Arial Narrow" w:hAnsi="Arial Narrow"/>
+          <w:sz w:val="26"/>
+          <w:szCs w:val="26"/>
+        </w:rPr>
+        <w:t xml:space="preserve"> best 41 in testing.</w:t>
+      </w:r>
+    </w:p>
+    <w:p>
+      <w:pPr>
+        <w:rPr>
+          <w:rFonts w:ascii="Arial Narrow" w:hAnsi="Arial Narrow"/>
+          <w:sz w:val="26"/>
+          <w:szCs w:val="26"/>
+        </w:rPr>
+      </w:pPr>
+      <w:r>
+        <w:rPr>
+          <w:rFonts w:ascii="Arial Narrow" w:hAnsi="Arial Narrow"/>
+          <w:sz w:val="26"/>
+          <w:szCs w:val="26"/>
+        </w:rPr>
+        <w:tab/>
+      </w:r>
+      <w:r>
+        <w:rPr>
+          <w:rFonts w:ascii="Arial Narrow" w:hAnsi="Arial Narrow"/>
+          <w:sz w:val="26"/>
+          <w:szCs w:val="26"/>
+        </w:rPr>
+        <w:tab/>
+        <w:t xml:space="preserve">- Test from 800000 parameter to 20,000 parameter. </w:t>
+      </w:r>
+    </w:p>
+    <w:p>
+      <w:pPr>
+        <w:rPr>
+          <w:rFonts w:ascii="Arial Narrow" w:hAnsi="Arial Narrow"/>
+          <w:sz w:val="26"/>
+          <w:szCs w:val="26"/>
+        </w:rPr>
+      </w:pPr>
+      <w:r>
+        <w:rPr>
+          <w:rFonts w:ascii="Arial Narrow" w:hAnsi="Arial Narrow"/>
+          <w:sz w:val="26"/>
+          <w:szCs w:val="26"/>
+        </w:rPr>
+        <w:tab/>
+      </w:r>
+      <w:r>
+        <w:rPr>
+          <w:rFonts w:ascii="Arial Narrow" w:hAnsi="Arial Narrow"/>
+          <w:sz w:val="26"/>
+          <w:szCs w:val="26"/>
+        </w:rPr>
+        <w:tab/>
+        <w:t>- Test pre-trained ResNext50, retrained with 3x3 stem, fc layer 100 epoch -&gt;</w:t>
+      </w:r>
+    </w:p>
+    <w:p>
+      <w:pPr>
+        <w:rPr>
+          <w:rFonts w:ascii="Arial Narrow" w:hAnsi="Arial Narrow"/>
+          <w:sz w:val="26"/>
+          <w:szCs w:val="26"/>
+        </w:rPr>
+      </w:pPr>
+      <w:r>
+        <w:rPr>
+          <w:rFonts w:ascii="Arial Narrow" w:hAnsi="Arial Narrow"/>
+          <w:sz w:val="26"/>
+          <w:szCs w:val="26"/>
+        </w:rPr>
+        <w:tab/>
+      </w:r>
+      <w:r>
+        <w:rPr>
+          <w:rFonts w:ascii="Arial Narrow" w:hAnsi="Arial Narrow"/>
+          <w:sz w:val="26"/>
+          <w:szCs w:val="26"/>
+        </w:rPr>
+        <w:tab/>
+        <w:t>High 90 and low loss in training, high 90 and high loss in validatio</w:t>
+      </w:r>
+      <w:r>
+        <w:rPr>
+          <w:rFonts w:ascii="Arial Narrow" w:hAnsi="Arial Narrow"/>
+          <w:sz w:val="26"/>
+          <w:szCs w:val="26"/>
+        </w:rPr>
+        <w:t>n, 41 in testing</w:t>
+      </w:r>
+      <w:r>
+        <w:rPr>
+          <w:rFonts w:ascii="Arial Narrow" w:hAnsi="Arial Narrow"/>
+          <w:sz w:val="26"/>
+          <w:szCs w:val="26"/>
+        </w:rPr>
+        <w:tab/>
+      </w:r>
+    </w:p>
+    <w:p>
+      <w:pPr>
+        <w:rPr>
+          <w:rFonts w:ascii="Arial Narrow" w:hAnsi="Arial Narrow"/>
+          <w:sz w:val="26"/>
+          <w:szCs w:val="26"/>
+        </w:rPr>
+      </w:pPr>
+      <w:r>
+        <w:rPr>
+          <w:rFonts w:ascii="Arial Narrow" w:hAnsi="Arial Narrow"/>
+          <w:sz w:val="26"/>
+          <w:szCs w:val="26"/>
+        </w:rPr>
+        <w:t xml:space="preserve"> </w:t>
+      </w:r>
+    </w:p>
+    <w:p>
+      <w:pPr>
         <w:pStyle w:val="ListParagraph"/>
         <w:numPr>
           <w:ilvl w:val="1"/>
@@ -1621,7 +1750,6 @@
           <w:sz w:val="26"/>
           <w:szCs w:val="26"/>
         </w:rPr>
-        <w:lastRenderedPageBreak/>
         <w:t>(</w:t>
       </w:r>
       <w:r>
@@ -1769,35 +1897,325 @@
           <w:szCs w:val="26"/>
         </w:rPr>
       </w:pPr>
-      <w:r>
-        <w:rPr>
-          <w:rFonts w:ascii="Arial Narrow" w:hAnsi="Arial Narrow"/>
-          <w:i/>
-          <w:iCs/>
-          <w:sz w:val="26"/>
-          <w:szCs w:val="26"/>
-        </w:rPr>
-        <w:t>(</w:t>
-      </w:r>
-      <w:r>
-        <w:rPr>
-          <w:rFonts w:ascii="Arial Narrow" w:hAnsi="Arial Narrow"/>
-          <w:i/>
-          <w:iCs/>
-          <w:sz w:val="26"/>
-          <w:szCs w:val="26"/>
-        </w:rPr>
-        <w:t>Summarize the things you have learned, the problems you encountered, and the ways you solved them. Which technique(s) do you think are most important for your implementation? What are the limitations of your method? Can the performance be further improved?</w:t>
-      </w:r>
-      <w:r>
-        <w:rPr>
-          <w:rFonts w:ascii="Arial Narrow" w:hAnsi="Arial Narrow"/>
-          <w:i/>
-          <w:iCs/>
-          <w:sz w:val="26"/>
-          <w:szCs w:val="26"/>
-        </w:rPr>
-        <w:t>)</w:t>
+      <w:proofErr w:type="spellStart"/>
+      <w:r>
+        <w:rPr>
+          <w:rFonts w:ascii="Arial Narrow" w:hAnsi="Arial Narrow"/>
+          <w:i/>
+          <w:iCs/>
+          <w:sz w:val="26"/>
+          <w:szCs w:val="26"/>
+        </w:rPr>
+        <w:t>Resnext</w:t>
+      </w:r>
+      <w:proofErr w:type="spellEnd"/>
+      <w:r>
+        <w:rPr>
+          <w:rFonts w:ascii="Arial Narrow" w:hAnsi="Arial Narrow"/>
+          <w:i/>
+          <w:iCs/>
+          <w:sz w:val="26"/>
+          <w:szCs w:val="26"/>
+        </w:rPr>
+        <w:t xml:space="preserve"> model, even scaled down </w:t>
+      </w:r>
+      <w:proofErr w:type="gramStart"/>
+      <w:r>
+        <w:rPr>
+          <w:rFonts w:ascii="Arial Narrow" w:hAnsi="Arial Narrow"/>
+          <w:i/>
+          <w:iCs/>
+          <w:sz w:val="26"/>
+          <w:szCs w:val="26"/>
+        </w:rPr>
+        <w:t xml:space="preserve">to </w:t>
+      </w:r>
+      <w:r>
+        <w:rPr>
+          <w:rFonts w:ascii="Arial Narrow" w:hAnsi="Arial Narrow"/>
+          <w:i/>
+          <w:iCs/>
+          <w:sz w:val="26"/>
+          <w:szCs w:val="26"/>
+        </w:rPr>
+        <w:t xml:space="preserve"> 2</w:t>
+      </w:r>
+      <w:r>
+        <w:rPr>
+          <w:rFonts w:ascii="Arial Narrow" w:hAnsi="Arial Narrow"/>
+          <w:i/>
+          <w:iCs/>
+          <w:sz w:val="26"/>
+          <w:szCs w:val="26"/>
+        </w:rPr>
+        <w:t>0,000</w:t>
+      </w:r>
+      <w:proofErr w:type="gramEnd"/>
+      <w:r>
+        <w:rPr>
+          <w:rFonts w:ascii="Arial Narrow" w:hAnsi="Arial Narrow"/>
+          <w:i/>
+          <w:iCs/>
+          <w:sz w:val="26"/>
+          <w:szCs w:val="26"/>
+        </w:rPr>
+        <w:t xml:space="preserve"> </w:t>
+      </w:r>
+      <w:proofErr w:type="gramStart"/>
+      <w:r>
+        <w:rPr>
+          <w:rFonts w:ascii="Arial Narrow" w:hAnsi="Arial Narrow"/>
+          <w:i/>
+          <w:iCs/>
+          <w:sz w:val="26"/>
+          <w:szCs w:val="26"/>
+        </w:rPr>
+        <w:t>parameter</w:t>
+      </w:r>
+      <w:proofErr w:type="gramEnd"/>
+      <w:r>
+        <w:rPr>
+          <w:rFonts w:ascii="Arial Narrow" w:hAnsi="Arial Narrow"/>
+          <w:i/>
+          <w:iCs/>
+          <w:sz w:val="26"/>
+          <w:szCs w:val="26"/>
+        </w:rPr>
+        <w:t xml:space="preserve"> by dropping layer 4, reduce layer stack to 1, change group/cardinality to 8 from 32 to 16. It was still hard to get valid loss to go down. </w:t>
+      </w:r>
+      <w:r>
+        <w:rPr>
+          <w:rFonts w:ascii="Arial Narrow" w:hAnsi="Arial Narrow"/>
+          <w:i/>
+          <w:iCs/>
+          <w:sz w:val="26"/>
+          <w:szCs w:val="26"/>
+        </w:rPr>
+        <w:t xml:space="preserve">I assume that the model is too complex and there is not enough data to reduce the loss. The model </w:t>
+      </w:r>
+      <w:r>
+        <w:rPr>
+          <w:rFonts w:ascii="Arial Narrow" w:hAnsi="Arial Narrow"/>
+          <w:i/>
+          <w:iCs/>
+          <w:sz w:val="26"/>
+          <w:szCs w:val="26"/>
+        </w:rPr>
+        <w:t xml:space="preserve">even when scaled down to 80,000 parameters which is </w:t>
+      </w:r>
+      <w:proofErr w:type="gramStart"/>
+      <w:r>
+        <w:rPr>
+          <w:rFonts w:ascii="Arial Narrow" w:hAnsi="Arial Narrow"/>
+          <w:i/>
+          <w:iCs/>
+          <w:sz w:val="26"/>
+          <w:szCs w:val="26"/>
+        </w:rPr>
+        <w:t>similar to</w:t>
+      </w:r>
+      <w:proofErr w:type="gramEnd"/>
+      <w:r>
+        <w:rPr>
+          <w:rFonts w:ascii="Arial Narrow" w:hAnsi="Arial Narrow"/>
+          <w:i/>
+          <w:iCs/>
+          <w:sz w:val="26"/>
+          <w:szCs w:val="26"/>
+        </w:rPr>
+        <w:t xml:space="preserve"> the model proposed in 3.1 was only able to </w:t>
+      </w:r>
+      <w:proofErr w:type="gramStart"/>
+      <w:r>
+        <w:rPr>
+          <w:rFonts w:ascii="Arial Narrow" w:hAnsi="Arial Narrow"/>
+          <w:i/>
+          <w:iCs/>
+          <w:sz w:val="26"/>
+          <w:szCs w:val="26"/>
+        </w:rPr>
+        <w:t>achieved</w:t>
+      </w:r>
+      <w:proofErr w:type="gramEnd"/>
+      <w:r>
+        <w:rPr>
+          <w:rFonts w:ascii="Arial Narrow" w:hAnsi="Arial Narrow"/>
+          <w:i/>
+          <w:iCs/>
+          <w:sz w:val="26"/>
+          <w:szCs w:val="26"/>
+        </w:rPr>
+        <w:t xml:space="preserve"> 41 in test slightly less than using pre-trained. However, the loss remained high for both model in validation. </w:t>
+      </w:r>
+      <w:r>
+        <w:rPr>
+          <w:rFonts w:ascii="Arial Narrow" w:hAnsi="Arial Narrow"/>
+          <w:i/>
+          <w:iCs/>
+          <w:sz w:val="26"/>
+          <w:szCs w:val="26"/>
+        </w:rPr>
+        <w:t xml:space="preserve">I was dubious on using pre-trained because it might contain the </w:t>
+      </w:r>
+    </w:p>
+    <w:p>
+      <w:pPr>
+        <w:pStyle w:val="ListParagraph"/>
+        <w:rPr>
+          <w:rFonts w:ascii="Arial Narrow" w:hAnsi="Arial Narrow"/>
+          <w:i/>
+          <w:iCs/>
+          <w:sz w:val="26"/>
+          <w:szCs w:val="26"/>
+        </w:rPr>
+      </w:pPr>
+    </w:p>
+    <w:p>
+      <w:pPr>
+        <w:pStyle w:val="ListParagraph"/>
+        <w:rPr>
+          <w:rFonts w:ascii="Arial Narrow" w:hAnsi="Arial Narrow"/>
+          <w:i/>
+          <w:iCs/>
+          <w:sz w:val="26"/>
+          <w:szCs w:val="26"/>
+        </w:rPr>
+      </w:pPr>
+      <w:r>
+        <w:rPr>
+          <w:rFonts w:ascii="Arial Narrow" w:hAnsi="Arial Narrow"/>
+          <w:i/>
+          <w:iCs/>
+          <w:sz w:val="26"/>
+          <w:szCs w:val="26"/>
+        </w:rPr>
+        <w:t>T</w:t>
+      </w:r>
+      <w:r>
+        <w:rPr>
+          <w:rFonts w:ascii="Arial Narrow" w:hAnsi="Arial Narrow"/>
+          <w:i/>
+          <w:iCs/>
+          <w:sz w:val="26"/>
+          <w:szCs w:val="26"/>
+        </w:rPr>
+        <w:t xml:space="preserve">he test </w:t>
+      </w:r>
+      <w:proofErr w:type="spellStart"/>
+      <w:r>
+        <w:rPr>
+          <w:rFonts w:ascii="Arial Narrow" w:hAnsi="Arial Narrow"/>
+          <w:i/>
+          <w:iCs/>
+          <w:sz w:val="26"/>
+          <w:szCs w:val="26"/>
+        </w:rPr>
+        <w:t>file</w:t>
+      </w:r>
+      <w:r>
+        <w:rPr>
+          <w:rFonts w:ascii="Arial Narrow" w:hAnsi="Arial Narrow"/>
+          <w:i/>
+          <w:iCs/>
+          <w:sz w:val="26"/>
+          <w:szCs w:val="26"/>
+        </w:rPr>
+        <w:t>was</w:t>
+      </w:r>
+      <w:proofErr w:type="spellEnd"/>
+      <w:r>
+        <w:rPr>
+          <w:rFonts w:ascii="Arial Narrow" w:hAnsi="Arial Narrow"/>
+          <w:i/>
+          <w:iCs/>
+          <w:sz w:val="26"/>
+          <w:szCs w:val="26"/>
+        </w:rPr>
+        <w:t xml:space="preserve"> check</w:t>
+      </w:r>
+      <w:r>
+        <w:rPr>
+          <w:rFonts w:ascii="Arial Narrow" w:hAnsi="Arial Narrow"/>
+          <w:i/>
+          <w:iCs/>
+          <w:sz w:val="26"/>
+          <w:szCs w:val="26"/>
+        </w:rPr>
+        <w:t xml:space="preserve"> and I saw some image was </w:t>
+      </w:r>
+      <w:proofErr w:type="gramStart"/>
+      <w:r>
+        <w:rPr>
+          <w:rFonts w:ascii="Arial Narrow" w:hAnsi="Arial Narrow"/>
+          <w:i/>
+          <w:iCs/>
+          <w:sz w:val="26"/>
+          <w:szCs w:val="26"/>
+        </w:rPr>
+        <w:t>Gray</w:t>
+      </w:r>
+      <w:proofErr w:type="gramEnd"/>
+      <w:r>
+        <w:rPr>
+          <w:rFonts w:ascii="Arial Narrow" w:hAnsi="Arial Narrow"/>
+          <w:i/>
+          <w:iCs/>
+          <w:sz w:val="26"/>
+          <w:szCs w:val="26"/>
+        </w:rPr>
+        <w:t xml:space="preserve"> scale, inverted </w:t>
+      </w:r>
+      <w:proofErr w:type="spellStart"/>
+      <w:r>
+        <w:rPr>
+          <w:rFonts w:ascii="Arial Narrow" w:hAnsi="Arial Narrow"/>
+          <w:i/>
+          <w:iCs/>
+          <w:sz w:val="26"/>
+          <w:szCs w:val="26"/>
+        </w:rPr>
+        <w:t>color</w:t>
+      </w:r>
+      <w:proofErr w:type="spellEnd"/>
+      <w:r>
+        <w:rPr>
+          <w:rFonts w:ascii="Arial Narrow" w:hAnsi="Arial Narrow"/>
+          <w:i/>
+          <w:iCs/>
+          <w:sz w:val="26"/>
+          <w:szCs w:val="26"/>
+        </w:rPr>
+        <w:t xml:space="preserve"> or blurry which is why I applied the transformation to the data. However, most of the data still look recognisable.</w:t>
+      </w:r>
+      <w:r>
+        <w:rPr>
+          <w:rFonts w:ascii="Arial Narrow" w:hAnsi="Arial Narrow"/>
+          <w:i/>
+          <w:iCs/>
+          <w:sz w:val="26"/>
+          <w:szCs w:val="26"/>
+        </w:rPr>
+        <w:t xml:space="preserve"> </w:t>
+      </w:r>
+      <w:r>
+        <w:rPr>
+          <w:rFonts w:ascii="Arial Narrow" w:hAnsi="Arial Narrow"/>
+          <w:i/>
+          <w:iCs/>
+          <w:sz w:val="26"/>
+          <w:szCs w:val="26"/>
+        </w:rPr>
+        <w:t>I suspect that I needed to apply adversarial training</w:t>
+      </w:r>
+      <w:r>
+        <w:rPr>
+          <w:rFonts w:ascii="Arial Narrow" w:hAnsi="Arial Narrow"/>
+          <w:i/>
+          <w:iCs/>
+          <w:sz w:val="26"/>
+          <w:szCs w:val="26"/>
+        </w:rPr>
+        <w:t xml:space="preserve">. However, I was still unconfident in trying out adversarial training due to poor validation data on the training set. </w:t>
       </w:r>
     </w:p>
     <w:p>
@@ -1975,6 +2393,16 @@
           <w:szCs w:val="26"/>
         </w:rPr>
       </w:pPr>
+      <w:r>
+        <w:rPr>
+          <w:rFonts w:ascii="Arial Narrow" w:hAnsi="Arial Narrow"/>
+          <w:i/>
+          <w:iCs/>
+          <w:sz w:val="26"/>
+          <w:szCs w:val="26"/>
+        </w:rPr>
+        <w:t>https://arxiv.org/abs/1611.05431</w:t>
+      </w:r>
     </w:p>
     <w:p>
       <w:pPr>
@@ -2064,6 +2492,7 @@
       <w:r>
         <w:rPr>
           <w:rFonts w:ascii="Arial" w:hAnsi="Arial" w:cs="Arial"/>
+          <w:highlight w:val="yellow"/>
         </w:rPr>
         <w:fldChar w:fldCharType="begin">
           <w:ffData>
@@ -2080,23 +2509,27 @@
       <w:r>
         <w:rPr>
           <w:rFonts w:ascii="Arial" w:hAnsi="Arial" w:cs="Arial"/>
+          <w:highlight w:val="yellow"/>
         </w:rPr>
         <w:instrText xml:space="preserve"> FORMCHECKBOX </w:instrText>
       </w:r>
       <w:r>
         <w:rPr>
           <w:rFonts w:ascii="Arial" w:hAnsi="Arial" w:cs="Arial"/>
+          <w:highlight w:val="yellow"/>
         </w:rPr>
       </w:r>
       <w:r>
         <w:rPr>
           <w:rFonts w:ascii="Arial" w:hAnsi="Arial" w:cs="Arial"/>
+          <w:highlight w:val="yellow"/>
         </w:rPr>
         <w:fldChar w:fldCharType="separate"/>
       </w:r>
       <w:r>
         <w:rPr>
           <w:rFonts w:ascii="Arial" w:hAnsi="Arial" w:cs="Arial"/>
+          <w:highlight w:val="yellow"/>
         </w:rPr>
         <w:fldChar w:fldCharType="end"/>
       </w:r>
@@ -2127,7 +2560,9 @@
       <w:r>
         <w:rPr>
           <w:rFonts w:ascii="Arial" w:hAnsi="Arial" w:cs="Arial"/>
-        </w:rPr>
+          <w:highlight w:val="yellow"/>
+        </w:rPr>
+        <w:lastRenderedPageBreak/>
         <w:fldChar w:fldCharType="begin">
           <w:ffData>
             <w:name w:val="Check1"/>
@@ -2143,23 +2578,27 @@
       <w:r>
         <w:rPr>
           <w:rFonts w:ascii="Arial" w:hAnsi="Arial" w:cs="Arial"/>
+          <w:highlight w:val="yellow"/>
         </w:rPr>
         <w:instrText xml:space="preserve"> FORMCHECKBOX </w:instrText>
       </w:r>
       <w:r>
         <w:rPr>
           <w:rFonts w:ascii="Arial" w:hAnsi="Arial" w:cs="Arial"/>
+          <w:highlight w:val="yellow"/>
         </w:rPr>
       </w:r>
       <w:r>
         <w:rPr>
           <w:rFonts w:ascii="Arial" w:hAnsi="Arial" w:cs="Arial"/>
+          <w:highlight w:val="yellow"/>
         </w:rPr>
         <w:fldChar w:fldCharType="separate"/>
       </w:r>
       <w:r>
         <w:rPr>
           <w:rFonts w:ascii="Arial" w:hAnsi="Arial" w:cs="Arial"/>
+          <w:highlight w:val="yellow"/>
         </w:rPr>
         <w:fldChar w:fldCharType="end"/>
       </w:r>
@@ -2225,6 +2664,7 @@
       <w:r>
         <w:rPr>
           <w:rFonts w:ascii="Arial" w:hAnsi="Arial" w:cs="Arial"/>
+          <w:highlight w:val="yellow"/>
         </w:rPr>
         <w:fldChar w:fldCharType="begin">
           <w:ffData>
@@ -2241,23 +2681,27 @@
       <w:r>
         <w:rPr>
           <w:rFonts w:ascii="Arial" w:hAnsi="Arial" w:cs="Arial"/>
+          <w:highlight w:val="yellow"/>
         </w:rPr>
         <w:instrText xml:space="preserve"> FORMCHECKBOX </w:instrText>
       </w:r>
       <w:r>
         <w:rPr>
           <w:rFonts w:ascii="Arial" w:hAnsi="Arial" w:cs="Arial"/>
+          <w:highlight w:val="yellow"/>
         </w:rPr>
       </w:r>
       <w:r>
         <w:rPr>
           <w:rFonts w:ascii="Arial" w:hAnsi="Arial" w:cs="Arial"/>
+          <w:highlight w:val="yellow"/>
         </w:rPr>
         <w:fldChar w:fldCharType="separate"/>
       </w:r>
       <w:r>
         <w:rPr>
           <w:rFonts w:ascii="Arial" w:hAnsi="Arial" w:cs="Arial"/>
+          <w:highlight w:val="yellow"/>
         </w:rPr>
         <w:fldChar w:fldCharType="end"/>
       </w:r>
@@ -2300,7 +2744,23 @@
           <w:rFonts w:ascii="MS Gothic" w:eastAsia="MS Gothic" w:hAnsi="MS Gothic" w:cs="Menlo"/>
           <w:color w:val="3B3B3B"/>
         </w:rPr>
-        <w:t xml:space="preserve"> yields the same (or almost exactly the same) accuracy as displayed on the Kaggle Leaderboard</w:t>
+        <w:t xml:space="preserve"> yields the same (or almost </w:t>
+      </w:r>
+      <w:proofErr w:type="gramStart"/>
+      <w:r>
+        <w:rPr>
+          <w:rFonts w:ascii="MS Gothic" w:eastAsia="MS Gothic" w:hAnsi="MS Gothic" w:cs="Menlo"/>
+          <w:color w:val="3B3B3B"/>
+        </w:rPr>
+        <w:t>exactly the same</w:t>
+      </w:r>
+      <w:proofErr w:type="gramEnd"/>
+      <w:r>
+        <w:rPr>
+          <w:rFonts w:ascii="MS Gothic" w:eastAsia="MS Gothic" w:hAnsi="MS Gothic" w:cs="Menlo"/>
+          <w:color w:val="3B3B3B"/>
+        </w:rPr>
+        <w:t>) accuracy as displayed on the Kaggle Leaderboard</w:t>
       </w:r>
       <w:r>
         <w:rPr>
@@ -2323,6 +2783,7 @@
       <w:r>
         <w:rPr>
           <w:rFonts w:ascii="Arial" w:hAnsi="Arial" w:cs="Arial"/>
+          <w:highlight w:val="yellow"/>
         </w:rPr>
         <w:fldChar w:fldCharType="begin">
           <w:ffData>
@@ -2339,23 +2800,27 @@
       <w:r>
         <w:rPr>
           <w:rFonts w:ascii="Arial" w:hAnsi="Arial" w:cs="Arial"/>
+          <w:highlight w:val="yellow"/>
         </w:rPr>
         <w:instrText xml:space="preserve"> FORMCHECKBOX </w:instrText>
       </w:r>
       <w:r>
         <w:rPr>
           <w:rFonts w:ascii="Arial" w:hAnsi="Arial" w:cs="Arial"/>
+          <w:highlight w:val="yellow"/>
         </w:rPr>
       </w:r>
       <w:r>
         <w:rPr>
           <w:rFonts w:ascii="Arial" w:hAnsi="Arial" w:cs="Arial"/>
+          <w:highlight w:val="yellow"/>
         </w:rPr>
         <w:fldChar w:fldCharType="separate"/>
       </w:r>
       <w:r>
         <w:rPr>
           <w:rFonts w:ascii="Arial" w:hAnsi="Arial" w:cs="Arial"/>
+          <w:highlight w:val="yellow"/>
         </w:rPr>
         <w:fldChar w:fldCharType="end"/>
       </w:r>
@@ -2393,7 +2858,16 @@
           <w:iCs/>
           <w:color w:val="000080"/>
         </w:rPr>
-        <w:t>&lt;id&gt;_assignment01_report.zip</w:t>
+        <w:t>30750814</w:t>
+      </w:r>
+      <w:r>
+        <w:rPr>
+          <w:rFonts w:ascii="Menlo" w:hAnsi="Menlo" w:cs="Menlo"/>
+          <w:i/>
+          <w:iCs/>
+          <w:color w:val="000080"/>
+        </w:rPr>
+        <w:t>_assignment01_report.zip</w:t>
       </w:r>
       <w:r>
         <w:rPr>
@@ -2654,7 +3128,7 @@
   <w:abstractNum w:abstractNumId="1" w15:restartNumberingAfterBreak="0">
     <w:nsid w:val="320B05A4"/>
     <w:multiLevelType w:val="hybridMultilevel"/>
-    <w:tmpl w:val="E3305670"/>
+    <w:tmpl w:val="7BEEB5B4"/>
     <w:lvl w:ilvl="0" w:tplc="0C09000F">
       <w:numFmt w:val="decimal"/>
       <w:lvlText w:val="%1."/>
@@ -2675,14 +3149,17 @@
         <w:ind w:left="1440" w:hanging="360"/>
       </w:pPr>
     </w:lvl>
-    <w:lvl w:ilvl="2" w:tplc="0C09001B" w:tentative="1">
-      <w:start w:val="1"/>
-      <w:numFmt w:val="lowerRoman"/>
-      <w:lvlText w:val="%3."/>
-      <w:lvlJc w:val="right"/>
-      <w:pPr>
-        <w:ind w:left="2160" w:hanging="180"/>
-      </w:pPr>
+    <w:lvl w:ilvl="2" w:tplc="56D2094C">
+      <w:start w:val="20"/>
+      <w:numFmt w:val="bullet"/>
+      <w:lvlText w:val="-"/>
+      <w:lvlJc w:val="left"/>
+      <w:pPr>
+        <w:ind w:left="2340" w:hanging="360"/>
+      </w:pPr>
+      <w:rPr>
+        <w:rFonts w:ascii="Arial Narrow" w:eastAsia="Times New Roman" w:hAnsi="Arial Narrow" w:cs="Times New Roman" w:hint="default"/>
+      </w:rPr>
     </w:lvl>
     <w:lvl w:ilvl="3" w:tplc="0C09000F" w:tentative="1">
       <w:start w:val="1"/>
@@ -2737,6 +3214,155 @@
       <w:pPr>
         <w:ind w:left="6480" w:hanging="180"/>
       </w:pPr>
+    </w:lvl>
+  </w:abstractNum>
+  <w:abstractNum w:abstractNumId="2" w15:restartNumberingAfterBreak="0">
+    <w:nsid w:val="33690167"/>
+    <w:multiLevelType w:val="multilevel"/>
+    <w:tmpl w:val="F4A046DA"/>
+    <w:lvl w:ilvl="0">
+      <w:start w:val="1"/>
+      <w:numFmt w:val="bullet"/>
+      <w:lvlText w:val=""/>
+      <w:lvlJc w:val="left"/>
+      <w:pPr>
+        <w:tabs>
+          <w:tab w:val="num" w:pos="720"/>
+        </w:tabs>
+        <w:ind w:left="720" w:hanging="360"/>
+      </w:pPr>
+      <w:rPr>
+        <w:rFonts w:ascii="Symbol" w:hAnsi="Symbol" w:hint="default"/>
+        <w:sz w:val="20"/>
+      </w:rPr>
+    </w:lvl>
+    <w:lvl w:ilvl="1" w:tentative="1">
+      <w:start w:val="1"/>
+      <w:numFmt w:val="bullet"/>
+      <w:lvlText w:val="o"/>
+      <w:lvlJc w:val="left"/>
+      <w:pPr>
+        <w:tabs>
+          <w:tab w:val="num" w:pos="1440"/>
+        </w:tabs>
+        <w:ind w:left="1440" w:hanging="360"/>
+      </w:pPr>
+      <w:rPr>
+        <w:rFonts w:ascii="Courier New" w:hAnsi="Courier New" w:hint="default"/>
+        <w:sz w:val="20"/>
+      </w:rPr>
+    </w:lvl>
+    <w:lvl w:ilvl="2" w:tentative="1">
+      <w:start w:val="1"/>
+      <w:numFmt w:val="bullet"/>
+      <w:lvlText w:val=""/>
+      <w:lvlJc w:val="left"/>
+      <w:pPr>
+        <w:tabs>
+          <w:tab w:val="num" w:pos="2160"/>
+        </w:tabs>
+        <w:ind w:left="2160" w:hanging="360"/>
+      </w:pPr>
+      <w:rPr>
+        <w:rFonts w:ascii="Wingdings" w:hAnsi="Wingdings" w:hint="default"/>
+        <w:sz w:val="20"/>
+      </w:rPr>
+    </w:lvl>
+    <w:lvl w:ilvl="3" w:tentative="1">
+      <w:start w:val="1"/>
+      <w:numFmt w:val="bullet"/>
+      <w:lvlText w:val=""/>
+      <w:lvlJc w:val="left"/>
+      <w:pPr>
+        <w:tabs>
+          <w:tab w:val="num" w:pos="2880"/>
+        </w:tabs>
+        <w:ind w:left="2880" w:hanging="360"/>
+      </w:pPr>
+      <w:rPr>
+        <w:rFonts w:ascii="Wingdings" w:hAnsi="Wingdings" w:hint="default"/>
+        <w:sz w:val="20"/>
+      </w:rPr>
+    </w:lvl>
+    <w:lvl w:ilvl="4" w:tentative="1">
+      <w:start w:val="1"/>
+      <w:numFmt w:val="bullet"/>
+      <w:lvlText w:val=""/>
+      <w:lvlJc w:val="left"/>
+      <w:pPr>
+        <w:tabs>
+          <w:tab w:val="num" w:pos="3600"/>
+        </w:tabs>
+        <w:ind w:left="3600" w:hanging="360"/>
+      </w:pPr>
+      <w:rPr>
+        <w:rFonts w:ascii="Wingdings" w:hAnsi="Wingdings" w:hint="default"/>
+        <w:sz w:val="20"/>
+      </w:rPr>
+    </w:lvl>
+    <w:lvl w:ilvl="5" w:tentative="1">
+      <w:start w:val="1"/>
+      <w:numFmt w:val="bullet"/>
+      <w:lvlText w:val=""/>
+      <w:lvlJc w:val="left"/>
+      <w:pPr>
+        <w:tabs>
+          <w:tab w:val="num" w:pos="4320"/>
+        </w:tabs>
+        <w:ind w:left="4320" w:hanging="360"/>
+      </w:pPr>
+      <w:rPr>
+        <w:rFonts w:ascii="Wingdings" w:hAnsi="Wingdings" w:hint="default"/>
+        <w:sz w:val="20"/>
+      </w:rPr>
+    </w:lvl>
+    <w:lvl w:ilvl="6" w:tentative="1">
+      <w:start w:val="1"/>
+      <w:numFmt w:val="bullet"/>
+      <w:lvlText w:val=""/>
+      <w:lvlJc w:val="left"/>
+      <w:pPr>
+        <w:tabs>
+          <w:tab w:val="num" w:pos="5040"/>
+        </w:tabs>
+        <w:ind w:left="5040" w:hanging="360"/>
+      </w:pPr>
+      <w:rPr>
+        <w:rFonts w:ascii="Wingdings" w:hAnsi="Wingdings" w:hint="default"/>
+        <w:sz w:val="20"/>
+      </w:rPr>
+    </w:lvl>
+    <w:lvl w:ilvl="7" w:tentative="1">
+      <w:start w:val="1"/>
+      <w:numFmt w:val="bullet"/>
+      <w:lvlText w:val=""/>
+      <w:lvlJc w:val="left"/>
+      <w:pPr>
+        <w:tabs>
+          <w:tab w:val="num" w:pos="5760"/>
+        </w:tabs>
+        <w:ind w:left="5760" w:hanging="360"/>
+      </w:pPr>
+      <w:rPr>
+        <w:rFonts w:ascii="Wingdings" w:hAnsi="Wingdings" w:hint="default"/>
+        <w:sz w:val="20"/>
+      </w:rPr>
+    </w:lvl>
+    <w:lvl w:ilvl="8" w:tentative="1">
+      <w:start w:val="1"/>
+      <w:numFmt w:val="bullet"/>
+      <w:lvlText w:val=""/>
+      <w:lvlJc w:val="left"/>
+      <w:pPr>
+        <w:tabs>
+          <w:tab w:val="num" w:pos="6480"/>
+        </w:tabs>
+        <w:ind w:left="6480" w:hanging="360"/>
+      </w:pPr>
+      <w:rPr>
+        <w:rFonts w:ascii="Wingdings" w:hAnsi="Wingdings" w:hint="default"/>
+        <w:sz w:val="20"/>
+      </w:rPr>
     </w:lvl>
   </w:abstractNum>
   <w:num w:numId="1" w16cid:durableId="1417438101">
@@ -2744,6 +3370,9 @@
   </w:num>
   <w:num w:numId="2" w16cid:durableId="448672200">
     <w:abstractNumId w:val="0"/>
+  </w:num>
+  <w:num w:numId="3" w16cid:durableId="1362048037">
+    <w:abstractNumId w:val="2"/>
   </w:num>
 </w:numbering>
 </file>
@@ -3157,10 +3786,30 @@
       <w:lang w:eastAsia="en-GB"/>
     </w:rPr>
   </w:style>
+  <w:style w:type="paragraph" w:styleId="Heading1">
+    <w:name w:val="heading 1"/>
+    <w:basedOn w:val="Normal"/>
+    <w:next w:val="Normal"/>
+    <w:link w:val="Heading1Char"/>
+    <w:uiPriority w:val="9"/>
+    <w:qFormat/>
+    <w:rsid w:val="001A7C7B"/>
+    <w:pPr>
+      <w:keepNext/>
+      <w:keepLines/>
+      <w:spacing w:before="240"/>
+      <w:outlineLvl w:val="0"/>
+    </w:pPr>
+    <w:rPr>
+      <w:rFonts w:asciiTheme="majorHAnsi" w:eastAsiaTheme="majorEastAsia" w:hAnsiTheme="majorHAnsi" w:cstheme="majorBidi"/>
+      <w:color w:val="2F5496" w:themeColor="accent1" w:themeShade="BF"/>
+      <w:sz w:val="32"/>
+      <w:szCs w:val="32"/>
+    </w:rPr>
+  </w:style>
   <w:style w:type="character" w:default="1" w:styleId="DefaultParagraphFont">
     <w:name w:val="Default Paragraph Font"/>
     <w:uiPriority w:val="1"/>
-    <w:semiHidden/>
     <w:unhideWhenUsed/>
   </w:style>
   <w:style w:type="table" w:default="1" w:styleId="TableNormal">
@@ -3248,6 +3897,20 @@
         <w:insideV w:val="single" w:sz="4" w:space="0" w:color="auto"/>
       </w:tblBorders>
     </w:tblPr>
+  </w:style>
+  <w:style w:type="character" w:customStyle="1" w:styleId="Heading1Char">
+    <w:name w:val="Heading 1 Char"/>
+    <w:basedOn w:val="DefaultParagraphFont"/>
+    <w:link w:val="Heading1"/>
+    <w:uiPriority w:val="9"/>
+    <w:rsid w:val="001A7C7B"/>
+    <w:rPr>
+      <w:rFonts w:asciiTheme="majorHAnsi" w:eastAsiaTheme="majorEastAsia" w:hAnsiTheme="majorHAnsi" w:cstheme="majorBidi"/>
+      <w:color w:val="2F5496" w:themeColor="accent1" w:themeShade="BF"/>
+      <w:sz w:val="32"/>
+      <w:szCs w:val="32"/>
+      <w:lang w:eastAsia="en-GB"/>
+    </w:rPr>
   </w:style>
 </w:styles>
 </file>
